--- a/tests/corpus/09_table_styles.docx
+++ b/tests/corpus/09_table_styles.docx
@@ -812,7 +812,7 @@
     <w:link w:val="Heading1Char"/>
     <w:uiPriority w:val="9"/>
     <w:qFormat/>
-    <w:rsid w:val="00AE17AF"/>
+    <w:rsid w:val="0014422C"/>
     <w:pPr>
       <w:keepNext/>
       <w:keepLines/>
@@ -835,7 +835,7 @@
     <w:semiHidden/>
     <w:unhideWhenUsed/>
     <w:qFormat/>
-    <w:rsid w:val="00AE17AF"/>
+    <w:rsid w:val="0014422C"/>
     <w:pPr>
       <w:keepNext/>
       <w:keepLines/>
@@ -858,7 +858,7 @@
     <w:semiHidden/>
     <w:unhideWhenUsed/>
     <w:qFormat/>
-    <w:rsid w:val="00AE17AF"/>
+    <w:rsid w:val="0014422C"/>
     <w:pPr>
       <w:keepNext/>
       <w:keepLines/>
@@ -881,7 +881,7 @@
     <w:semiHidden/>
     <w:unhideWhenUsed/>
     <w:qFormat/>
-    <w:rsid w:val="00AE17AF"/>
+    <w:rsid w:val="0014422C"/>
     <w:pPr>
       <w:keepNext/>
       <w:keepLines/>
@@ -904,7 +904,7 @@
     <w:semiHidden/>
     <w:unhideWhenUsed/>
     <w:qFormat/>
-    <w:rsid w:val="00AE17AF"/>
+    <w:rsid w:val="0014422C"/>
     <w:pPr>
       <w:keepNext/>
       <w:keepLines/>
@@ -925,7 +925,7 @@
     <w:semiHidden/>
     <w:unhideWhenUsed/>
     <w:qFormat/>
-    <w:rsid w:val="00AE17AF"/>
+    <w:rsid w:val="0014422C"/>
     <w:pPr>
       <w:keepNext/>
       <w:keepLines/>
@@ -948,7 +948,7 @@
     <w:semiHidden/>
     <w:unhideWhenUsed/>
     <w:qFormat/>
-    <w:rsid w:val="00AE17AF"/>
+    <w:rsid w:val="0014422C"/>
     <w:pPr>
       <w:keepNext/>
       <w:keepLines/>
@@ -969,7 +969,7 @@
     <w:semiHidden/>
     <w:unhideWhenUsed/>
     <w:qFormat/>
-    <w:rsid w:val="00AE17AF"/>
+    <w:rsid w:val="0014422C"/>
     <w:pPr>
       <w:keepNext/>
       <w:keepLines/>
@@ -992,7 +992,7 @@
     <w:semiHidden/>
     <w:unhideWhenUsed/>
     <w:qFormat/>
-    <w:rsid w:val="00AE17AF"/>
+    <w:rsid w:val="0014422C"/>
     <w:pPr>
       <w:keepNext/>
       <w:keepLines/>
@@ -1036,7 +1036,7 @@
     <w:basedOn w:val="DefaultParagraphFont"/>
     <w:link w:val="Heading1"/>
     <w:uiPriority w:val="9"/>
-    <w:rsid w:val="00AE17AF"/>
+    <w:rsid w:val="0014422C"/>
     <w:rPr>
       <w:rFonts w:asciiTheme="majorHAnsi" w:eastAsiaTheme="majorEastAsia" w:hAnsiTheme="majorHAnsi" w:cstheme="majorBidi"/>
       <w:color w:val="2F5496" w:themeColor="accent1" w:themeShade="BF"/>
@@ -1050,7 +1050,7 @@
     <w:link w:val="Heading2"/>
     <w:uiPriority w:val="9"/>
     <w:semiHidden/>
-    <w:rsid w:val="00AE17AF"/>
+    <w:rsid w:val="0014422C"/>
     <w:rPr>
       <w:rFonts w:asciiTheme="majorHAnsi" w:eastAsiaTheme="majorEastAsia" w:hAnsiTheme="majorHAnsi" w:cstheme="majorBidi"/>
       <w:color w:val="2F5496" w:themeColor="accent1" w:themeShade="BF"/>
@@ -1064,7 +1064,7 @@
     <w:link w:val="Heading3"/>
     <w:uiPriority w:val="9"/>
     <w:semiHidden/>
-    <w:rsid w:val="00AE17AF"/>
+    <w:rsid w:val="0014422C"/>
     <w:rPr>
       <w:rFonts w:eastAsiaTheme="majorEastAsia" w:cstheme="majorBidi"/>
       <w:color w:val="2F5496" w:themeColor="accent1" w:themeShade="BF"/>
@@ -1078,7 +1078,7 @@
     <w:link w:val="Heading4"/>
     <w:uiPriority w:val="9"/>
     <w:semiHidden/>
-    <w:rsid w:val="00AE17AF"/>
+    <w:rsid w:val="0014422C"/>
     <w:rPr>
       <w:rFonts w:eastAsiaTheme="majorEastAsia" w:cstheme="majorBidi"/>
       <w:i/>
@@ -1092,7 +1092,7 @@
     <w:link w:val="Heading5"/>
     <w:uiPriority w:val="9"/>
     <w:semiHidden/>
-    <w:rsid w:val="00AE17AF"/>
+    <w:rsid w:val="0014422C"/>
     <w:rPr>
       <w:rFonts w:eastAsiaTheme="majorEastAsia" w:cstheme="majorBidi"/>
       <w:color w:val="2F5496" w:themeColor="accent1" w:themeShade="BF"/>
@@ -1104,7 +1104,7 @@
     <w:link w:val="Heading6"/>
     <w:uiPriority w:val="9"/>
     <w:semiHidden/>
-    <w:rsid w:val="00AE17AF"/>
+    <w:rsid w:val="0014422C"/>
     <w:rPr>
       <w:rFonts w:eastAsiaTheme="majorEastAsia" w:cstheme="majorBidi"/>
       <w:i/>
@@ -1118,7 +1118,7 @@
     <w:link w:val="Heading7"/>
     <w:uiPriority w:val="9"/>
     <w:semiHidden/>
-    <w:rsid w:val="00AE17AF"/>
+    <w:rsid w:val="0014422C"/>
     <w:rPr>
       <w:rFonts w:eastAsiaTheme="majorEastAsia" w:cstheme="majorBidi"/>
       <w:color w:val="595959" w:themeColor="text1" w:themeTint="A6"/>
@@ -1130,7 +1130,7 @@
     <w:link w:val="Heading8"/>
     <w:uiPriority w:val="9"/>
     <w:semiHidden/>
-    <w:rsid w:val="00AE17AF"/>
+    <w:rsid w:val="0014422C"/>
     <w:rPr>
       <w:rFonts w:eastAsiaTheme="majorEastAsia" w:cstheme="majorBidi"/>
       <w:i/>
@@ -1144,7 +1144,7 @@
     <w:link w:val="Heading9"/>
     <w:uiPriority w:val="9"/>
     <w:semiHidden/>
-    <w:rsid w:val="00AE17AF"/>
+    <w:rsid w:val="0014422C"/>
     <w:rPr>
       <w:rFonts w:eastAsiaTheme="majorEastAsia" w:cstheme="majorBidi"/>
       <w:color w:val="272727" w:themeColor="text1" w:themeTint="D8"/>
@@ -1157,7 +1157,7 @@
     <w:link w:val="TitleChar"/>
     <w:uiPriority w:val="10"/>
     <w:qFormat/>
-    <w:rsid w:val="00AE17AF"/>
+    <w:rsid w:val="0014422C"/>
     <w:pPr>
       <w:spacing w:after="80" w:line="240" w:lineRule="auto"/>
       <w:contextualSpacing/>
@@ -1175,7 +1175,7 @@
     <w:basedOn w:val="DefaultParagraphFont"/>
     <w:link w:val="Title"/>
     <w:uiPriority w:val="10"/>
-    <w:rsid w:val="00AE17AF"/>
+    <w:rsid w:val="0014422C"/>
     <w:rPr>
       <w:rFonts w:asciiTheme="majorHAnsi" w:eastAsiaTheme="majorEastAsia" w:hAnsiTheme="majorHAnsi" w:cstheme="majorBidi"/>
       <w:spacing w:val="-10"/>
@@ -1191,7 +1191,7 @@
     <w:link w:val="SubtitleChar"/>
     <w:uiPriority w:val="11"/>
     <w:qFormat/>
-    <w:rsid w:val="00AE17AF"/>
+    <w:rsid w:val="0014422C"/>
     <w:pPr>
       <w:numPr>
         <w:ilvl w:val="1"/>
@@ -1210,7 +1210,7 @@
     <w:basedOn w:val="DefaultParagraphFont"/>
     <w:link w:val="Subtitle"/>
     <w:uiPriority w:val="11"/>
-    <w:rsid w:val="00AE17AF"/>
+    <w:rsid w:val="0014422C"/>
     <w:rPr>
       <w:rFonts w:eastAsiaTheme="majorEastAsia" w:cstheme="majorBidi"/>
       <w:color w:val="595959" w:themeColor="text1" w:themeTint="A6"/>
@@ -1226,7 +1226,7 @@
     <w:link w:val="QuoteChar"/>
     <w:uiPriority w:val="29"/>
     <w:qFormat/>
-    <w:rsid w:val="00AE17AF"/>
+    <w:rsid w:val="0014422C"/>
     <w:pPr>
       <w:spacing w:before="160"/>
       <w:jc w:val="center"/>
@@ -1242,7 +1242,7 @@
     <w:basedOn w:val="DefaultParagraphFont"/>
     <w:link w:val="Quote"/>
     <w:uiPriority w:val="29"/>
-    <w:rsid w:val="00AE17AF"/>
+    <w:rsid w:val="0014422C"/>
     <w:rPr>
       <w:i/>
       <w:iCs/>
@@ -1254,7 +1254,7 @@
     <w:basedOn w:val="Normal"/>
     <w:uiPriority w:val="34"/>
     <w:qFormat/>
-    <w:rsid w:val="00AE17AF"/>
+    <w:rsid w:val="0014422C"/>
     <w:pPr>
       <w:ind w:left="720"/>
       <w:contextualSpacing/>
@@ -1265,7 +1265,7 @@
     <w:basedOn w:val="DefaultParagraphFont"/>
     <w:uiPriority w:val="21"/>
     <w:qFormat/>
-    <w:rsid w:val="00AE17AF"/>
+    <w:rsid w:val="0014422C"/>
     <w:rPr>
       <w:i/>
       <w:iCs/>
@@ -1279,7 +1279,7 @@
     <w:link w:val="IntenseQuoteChar"/>
     <w:uiPriority w:val="30"/>
     <w:qFormat/>
-    <w:rsid w:val="00AE17AF"/>
+    <w:rsid w:val="0014422C"/>
     <w:pPr>
       <w:pBdr>
         <w:top w:val="single" w:sz="4" w:space="10" w:color="2F5496" w:themeColor="accent1" w:themeShade="BF"/>
@@ -1300,7 +1300,7 @@
     <w:basedOn w:val="DefaultParagraphFont"/>
     <w:link w:val="IntenseQuote"/>
     <w:uiPriority w:val="30"/>
-    <w:rsid w:val="00AE17AF"/>
+    <w:rsid w:val="0014422C"/>
     <w:rPr>
       <w:i/>
       <w:iCs/>
@@ -1312,7 +1312,7 @@
     <w:basedOn w:val="DefaultParagraphFont"/>
     <w:uiPriority w:val="32"/>
     <w:qFormat/>
-    <w:rsid w:val="00AE17AF"/>
+    <w:rsid w:val="0014422C"/>
     <w:rPr>
       <w:b/>
       <w:bCs/>
@@ -1325,7 +1325,7 @@
     <w:name w:val="Grid Table 4 Accent 1"/>
     <w:basedOn w:val="TableNormal"/>
     <w:uiPriority w:val="49"/>
-    <w:rsid w:val="00AE17AF"/>
+    <w:rsid w:val="0014422C"/>
     <w:pPr>
       <w:spacing w:after="0" w:line="240" w:lineRule="auto"/>
     </w:pPr>
